--- a/docs/weekly/2026-W36_當週鐵人新知與文章整理.docx
+++ b/docs/weekly/2026-W36_當週鐵人新知與文章整理.docx
@@ -27,7 +27,7 @@
           <w:color w:val="555555"/>
           <w:sz w:val="19"/>
         </w:rPr>
-        <w:t>彙整時間：2026-08-30 15:50:44　｜　時間範圍：過去 7 天</w:t>
+        <w:t>彙整時間：2026-08-31 09:00:14　｜　時間範圍：過去 7 天</w:t>
         <w:br/>
         <w:t>來源網站：Slowtwitch, Triathlete, 220 Triathlon, TrainingPeaks, Joe Friel</w:t>
       </w:r>
@@ -835,6 +835,21 @@
     <w:p>
       <w:pPr>
         <w:keepNext/>
+        <w:spacing w:before="320" w:after="160"/>
+      </w:pPr>
+      <w:r>
+        <w:rPr>
+          <w:rFonts w:ascii="Calibri" w:hAnsi="Calibri" w:eastAsia="Microsoft JhengHei"/>
+          <w:b/>
+          <w:color w:val="1F4D78"/>
+          <w:sz w:val="30"/>
+        </w:rPr>
+        <w:t>跑步 (Running)</w:t>
+      </w:r>
+    </w:p>
+    <w:p>
+      <w:pPr>
+        <w:keepNext/>
         <w:spacing w:before="160" w:after="40"/>
       </w:pPr>
       <w:r>
@@ -844,7 +859,7 @@
           <w:color w:val="595959"/>
           <w:sz w:val="19"/>
         </w:rPr>
-        <w:t xml:space="preserve">【220 Triathlon | 2026-08-23】 </w:t>
+        <w:t xml:space="preserve">【220 Triathlon | 2026-08-31】 </w:t>
       </w:r>
       <w:hyperlink w:rId="rId29">
         <w:r>
@@ -855,7 +870,7 @@
             <w:rFonts w:ascii="Calibri" w:hAnsi="Calibri" w:eastAsia="Microsoft JhengHei"/>
             <w:sz w:val="22"/>
           </w:rPr>
-          <w:t>I signed up for an AI training coach. Here’s what happened to my fitness after only 8 weeks…</w:t>
+          <w:t>“It was really important to win in this race.” Lasse Nygaard Priester victorious at Ironman 70.3 Zell am See-Kaprun, while Laura Philipp takes the women’s win</w:t>
         </w:r>
       </w:hyperlink>
     </w:p>
@@ -871,22 +886,7 @@
           <w:color w:val="444444"/>
           <w:sz w:val="19"/>
         </w:rPr>
-        <w:t>AI is everywhere… But just how useful is it for triathletes? As a long-time triathlete myself, I decided to put one of the latest AI-based training tools to the test ahead of my late-season duathlon.</w:t>
-      </w:r>
-    </w:p>
-    <w:p>
-      <w:pPr>
-        <w:keepNext/>
-        <w:spacing w:before="320" w:after="160"/>
-      </w:pPr>
-      <w:r>
-        <w:rPr>
-          <w:rFonts w:ascii="Calibri" w:hAnsi="Calibri" w:eastAsia="Microsoft JhengHei"/>
-          <w:b/>
-          <w:color w:val="1F4D78"/>
-          <w:sz w:val="30"/>
-        </w:rPr>
-        <w:t>跑步 (Running)</w:t>
+        <w:t>Set against the breathtaking scenery of Lake Zell and the Austrian Alps, the 2026 IRONMAN 70.3 Zell am See-Kaprun triathlon delivered dramatic racing as Germanys Laura Philipp and Lasse Nygaard Priest...</w:t>
       </w:r>
     </w:p>
     <w:p>
@@ -1141,6 +1141,50 @@
             <w:rFonts w:ascii="Calibri" w:hAnsi="Calibri" w:eastAsia="Microsoft JhengHei"/>
             <w:sz w:val="22"/>
           </w:rPr>
+          <w:t>Head-to-Head Battles at IRONMAN 70.3 Pro Series Zell Am See</w:t>
+        </w:r>
+      </w:hyperlink>
+    </w:p>
+    <w:p>
+      <w:pPr>
+        <w:spacing w:after="200"/>
+        <w:ind w:left="360"/>
+      </w:pPr>
+      <w:r>
+        <w:rPr>
+          <w:rFonts w:ascii="Calibri" w:hAnsi="Calibri" w:eastAsia="Microsoft JhengHei"/>
+          <w:b w:val="0"/>
+          <w:color w:val="444444"/>
+          <w:sz w:val="19"/>
+        </w:rPr>
+        <w:t>Philipp and Priester come out victorious after head-to-head battles in the Austrian Alps.</w:t>
+        <w:br/>
+        <w:t>The post Head-to-Head Battles at IRONMAN 70.3 Pro Series Zell Am See first appeared on Slowtwitch News.</w:t>
+      </w:r>
+    </w:p>
+    <w:p>
+      <w:pPr>
+        <w:keepNext/>
+        <w:spacing w:before="160" w:after="40"/>
+      </w:pPr>
+      <w:r>
+        <w:rPr>
+          <w:rFonts w:ascii="Calibri" w:hAnsi="Calibri" w:eastAsia="Microsoft JhengHei"/>
+          <w:b/>
+          <w:color w:val="595959"/>
+          <w:sz w:val="19"/>
+        </w:rPr>
+        <w:t xml:space="preserve">【Slowtwitch | 2026-08-30】 </w:t>
+      </w:r>
+      <w:hyperlink w:rId="rId36">
+        <w:r>
+          <w:rPr>
+            <w:color w:val="1F4D78"/>
+            <w:u w:val="single"/>
+            <w:b/>
+            <w:rFonts w:ascii="Calibri" w:hAnsi="Calibri" w:eastAsia="Microsoft JhengHei"/>
+            <w:sz w:val="22"/>
+          </w:rPr>
           <w:t>5 Takeaways From WTCS Weihai</w:t>
         </w:r>
       </w:hyperlink>
@@ -1176,7 +1220,7 @@
         </w:rPr>
         <w:t xml:space="preserve">【Slowtwitch | 2026-08-30】 </w:t>
       </w:r>
-      <w:hyperlink w:rId="rId36">
+      <w:hyperlink w:rId="rId37">
         <w:r>
           <w:rPr>
             <w:color w:val="1F4D78"/>
@@ -1220,7 +1264,7 @@
         </w:rPr>
         <w:t xml:space="preserve">【Triathlete Magazine | 2026-08-28】 </w:t>
       </w:r>
-      <w:hyperlink w:rId="rId37">
+      <w:hyperlink w:rId="rId38">
         <w:r>
           <w:rPr>
             <w:color w:val="1F4D78"/>
@@ -1264,7 +1308,7 @@
         </w:rPr>
         <w:t xml:space="preserve">【Slowtwitch | 2026-08-28】 </w:t>
       </w:r>
-      <w:hyperlink w:rId="rId38">
+      <w:hyperlink w:rId="rId39">
         <w:r>
           <w:rPr>
             <w:color w:val="1F4D78"/>
@@ -1308,7 +1352,7 @@
         </w:rPr>
         <w:t xml:space="preserve">【TrainingPeaks Blog | 2026-08-28】 </w:t>
       </w:r>
-      <w:hyperlink w:rId="rId39">
+      <w:hyperlink w:rId="rId40">
         <w:r>
           <w:rPr>
             <w:color w:val="1F4D78"/>
@@ -1352,7 +1396,7 @@
         </w:rPr>
         <w:t xml:space="preserve">【220 Triathlon | 2026-08-27】 </w:t>
       </w:r>
-      <w:hyperlink w:rId="rId40">
+      <w:hyperlink w:rId="rId41">
         <w:r>
           <w:rPr>
             <w:color w:val="1F4D78"/>
@@ -1394,7 +1438,7 @@
         </w:rPr>
         <w:t xml:space="preserve">【220 Triathlon | 2026-08-27】 </w:t>
       </w:r>
-      <w:hyperlink w:rId="rId41">
+      <w:hyperlink w:rId="rId42">
         <w:r>
           <w:rPr>
             <w:color w:val="1F4D78"/>
@@ -1436,7 +1480,7 @@
         </w:rPr>
         <w:t xml:space="preserve">【Triathlete Magazine | 2026-08-26】 </w:t>
       </w:r>
-      <w:hyperlink w:rId="rId42">
+      <w:hyperlink w:rId="rId43">
         <w:r>
           <w:rPr>
             <w:color w:val="1F4D78"/>
@@ -1480,7 +1524,7 @@
         </w:rPr>
         <w:t xml:space="preserve">【Slowtwitch | 2026-08-26】 </w:t>
       </w:r>
-      <w:hyperlink w:rId="rId43">
+      <w:hyperlink w:rId="rId44">
         <w:r>
           <w:rPr>
             <w:color w:val="1F4D78"/>
@@ -1524,7 +1568,7 @@
         </w:rPr>
         <w:t xml:space="preserve">【Triathlete Magazine | 2026-08-25】 </w:t>
       </w:r>
-      <w:hyperlink w:rId="rId44">
+      <w:hyperlink w:rId="rId45">
         <w:r>
           <w:rPr>
             <w:color w:val="1F4D78"/>
@@ -1568,7 +1612,7 @@
         </w:rPr>
         <w:t xml:space="preserve">【Triathlete Magazine | 2026-08-25】 </w:t>
       </w:r>
-      <w:hyperlink w:rId="rId45">
+      <w:hyperlink w:rId="rId46">
         <w:r>
           <w:rPr>
             <w:color w:val="1F4D78"/>
@@ -1610,7 +1654,7 @@
         </w:rPr>
         <w:t xml:space="preserve">【220 Triathlon | 2026-08-24】 </w:t>
       </w:r>
-      <w:hyperlink w:rId="rId46">
+      <w:hyperlink w:rId="rId47">
         <w:r>
           <w:rPr>
             <w:color w:val="1F4D78"/>
@@ -1652,7 +1696,7 @@
         </w:rPr>
         <w:t xml:space="preserve">【220 Triathlon | 2026-08-24】 </w:t>
       </w:r>
-      <w:hyperlink w:rId="rId47">
+      <w:hyperlink w:rId="rId48">
         <w:r>
           <w:rPr>
             <w:color w:val="1F4D78"/>
@@ -1706,7 +1750,7 @@
         <w:color w:val="777777"/>
         <w:sz w:val="18"/>
       </w:rPr>
-      <w:t>W36 鐵人新知整理報告 | 彙整日期：2026-08-30</w:t>
+      <w:t>W36 鐵人新知整理報告 | 彙整日期：2026-08-31</w:t>
     </w:r>
   </w:p>
 </w:ftr>

--- a/docs/weekly/2026-W36_當週鐵人新知與文章整理.docx
+++ b/docs/weekly/2026-W36_當週鐵人新知與文章整理.docx
@@ -27,7 +27,7 @@
           <w:color w:val="555555"/>
           <w:sz w:val="19"/>
         </w:rPr>
-        <w:t>彙整時間：2026-08-31 09:00:14　｜　時間範圍：過去 7 天</w:t>
+        <w:t>彙整時間：2026-08-31 12:00:15　｜　時間範圍：過去 7 天</w:t>
         <w:br/>
         <w:t>來源網站：Slowtwitch, Triathlete, 220 Triathlon, TrainingPeaks, Joe Friel</w:t>
       </w:r>
